--- a/db/seed-assets/contract-templates/NVC/NVC-HD-07_Hop_dong_thue_may_moc_thiet_bi.docx
+++ b/db/seed-assets/contract-templates/NVC/NVC-HD-07_Hop_dong_thue_may_moc_thiet_bi.docx
@@ -143,7 +143,7 @@
                 <w:sz w:val="24"/>
                 <w:szCs w:val="24"/>
               </w:rPr>
-              <w:t xml:space="preserve">……………, ngày {ngay_ky_ngay} tháng {ngay_ky_thang} năm {ngay_ky_nam}</w:t>
+              <w:t xml:space="preserve">{o_1}, ngày {ngay_ky_ngay} tháng {ngay_ky_thang} năm {ngay_ky_nam}</w:t>
             </w:r>
           </w:p>
         </w:tc>
@@ -193,7 +193,7 @@
           <w:sz w:val="26"/>
           <w:szCs w:val="26"/>
         </w:rPr>
-        <w:t xml:space="preserve">Công trình sử dụng: ……………………………</w:t>
+        <w:t xml:space="preserve">Công trình sử dụng: {o_2}</w:t>
       </w:r>
     </w:p>
     <w:p>
@@ -299,7 +299,7 @@
           <w:sz w:val="26"/>
           <w:szCs w:val="26"/>
         </w:rPr>
-        <w:t xml:space="preserve">Hôm nay, ngày {ngay_ky_ngay} tháng {ngay_ky_thang} năm {ngay_ky_nam}, tại ……………………………………, chúng tôi gồm:</w:t>
+        <w:t xml:space="preserve">Hôm nay, ngày {ngay_ky_ngay} tháng {ngay_ky_thang} năm {ngay_ky_nam}, tại {o_3}, chúng tôi gồm:</w:t>
       </w:r>
     </w:p>
     <w:p>
@@ -408,7 +408,7 @@
           <w:sz w:val="26"/>
           <w:szCs w:val="26"/>
         </w:rPr>
-        <w:t xml:space="preserve">(Hoặc người được ủy quyền: ……………………… – Chức vụ: ……………… – theo Giấy ủy quyền số ……… ngày ……/……/………)</w:t>
+        <w:t xml:space="preserve">(Hoặc người được ủy quyền: {o_4} – Chức vụ: {o_5} – theo Giấy ủy quyền số {o_6} ngày {o_7})</w:t>
       </w:r>
     </w:p>
     <w:p>
@@ -517,7 +517,7 @@
           <w:sz w:val="26"/>
           <w:szCs w:val="26"/>
         </w:rPr>
-        <w:t xml:space="preserve">(Theo Giấy ủy quyền số ……… ngày ……/……/……… – nếu người ký không phải đại diện theo pháp luật)</w:t>
+        <w:t xml:space="preserve">(Theo Giấy ủy quyền số {o_8} ngày {o_9} – nếu người ký không phải đại diện theo pháp luật)</w:t>
       </w:r>
     </w:p>
     <w:p>
@@ -888,7 +888,7 @@
                 <w:sz w:val="24"/>
                 <w:szCs w:val="24"/>
               </w:rPr>
-              <w:t xml:space="preserve">Cẩu bánh lốp ……… tấn</w:t>
+              <w:t xml:space="preserve">Cẩu bánh lốp {o_10} tấn</w:t>
             </w:r>
           </w:p>
         </w:tc>
@@ -1117,7 +1117,7 @@
                 <w:sz w:val="24"/>
                 <w:szCs w:val="24"/>
               </w:rPr>
-              <w:t xml:space="preserve">Máy đào ……… m³</w:t>
+              <w:t xml:space="preserve">Máy đào {o_11} m³</w:t>
             </w:r>
           </w:p>
         </w:tc>
@@ -1587,7 +1587,7 @@
           <w:sz w:val="26"/>
           <w:szCs w:val="26"/>
         </w:rPr>
-        <w:t xml:space="preserve">2.1. Thời gian thuê dự kiến: từ ngày ……/……/20…… đến ngày ……/……/20……; thời gian thuê tối thiểu: ……</w:t>
+        <w:t xml:space="preserve">2.1. Thời gian thuê dự kiến: từ ngày {o_12}/20{o_13} đến ngày {o_14}/20{o_15}; thời gian thuê tối thiểu: {o_16}</w:t>
       </w:r>
     </w:p>
     <w:p>
@@ -1615,30 +1615,7 @@
         <w:jc w:val="both"/>
       </w:pPr>
       <w:r>
-        <w:rPr>
-          <w:rFonts w:ascii="Times New Roman" w:cs="Times New Roman" w:eastAsia="Times New Roman" w:hAnsi="Times New Roman"/>
-          <w:sz w:val="26"/>
-          <w:szCs w:val="26"/>
-        </w:rPr>
-        <w:t xml:space="preserve">☐ </w:t>
-      </w:r>
-      <w:r>
-        <w:rPr>
-          <w:rFonts w:ascii="Times New Roman" w:cs="Times New Roman" w:eastAsia="Times New Roman" w:hAnsi="Times New Roman"/>
-          <w:b/>
-          <w:bCs/>
-          <w:sz w:val="26"/>
-          <w:szCs w:val="26"/>
-        </w:rPr>
-        <w:t xml:space="preserve">Phương án A:</w:t>
-      </w:r>
-      <w:r>
-        <w:rPr>
-          <w:rFonts w:ascii="Times New Roman" w:cs="Times New Roman" w:eastAsia="Times New Roman" w:hAnsi="Times New Roman"/>
-          <w:sz w:val="26"/>
-          <w:szCs w:val="26"/>
-        </w:rPr>
-        <w:t xml:space="preserve"> Theo ca (…… giờ/ca); giờ làm thêm tính …… % đơn giá ca/giờ.</w:t>
+        <w:t xml:space="preserve">{#pa_1_a}</w:t>
       </w:r>
     </w:p>
     <w:p>
@@ -1657,7 +1634,7 @@
           <w:sz w:val="26"/>
           <w:szCs w:val="26"/>
         </w:rPr>
-        <w:t xml:space="preserve">☐ </w:t>
+        <w:t xml:space="preserve">{pa_1_a_o} </w:t>
       </w:r>
       <w:r>
         <w:rPr>
@@ -1667,15 +1644,15 @@
           <w:sz w:val="26"/>
           <w:szCs w:val="26"/>
         </w:rPr>
-        <w:t xml:space="preserve">Phương án B:</w:t>
-      </w:r>
-      <w:r>
-        <w:rPr>
-          <w:rFonts w:ascii="Times New Roman" w:cs="Times New Roman" w:eastAsia="Times New Roman" w:hAnsi="Times New Roman"/>
-          <w:sz w:val="26"/>
-          <w:szCs w:val="26"/>
-        </w:rPr>
-        <w:t xml:space="preserve"> Theo ngày/tháng, không giới hạn giờ trong khung giờ ……; tháng tính …… ngày.</w:t>
+        <w:t xml:space="preserve">Phương án A:</w:t>
+      </w:r>
+      <w:r>
+        <w:rPr>
+          <w:rFonts w:ascii="Times New Roman" w:cs="Times New Roman" w:eastAsia="Times New Roman" w:hAnsi="Times New Roman"/>
+          <w:sz w:val="26"/>
+          <w:szCs w:val="26"/>
+        </w:rPr>
+        <w:t xml:space="preserve"> Theo ca ({o_17} giờ/ca); giờ làm thêm tính {o_18} % đơn giá ca/giờ.</w:t>
       </w:r>
     </w:p>
     <w:p>
@@ -1689,150 +1666,7 @@
         <w:jc w:val="both"/>
       </w:pPr>
       <w:r>
-        <w:rPr>
-          <w:rFonts w:ascii="Times New Roman" w:cs="Times New Roman" w:eastAsia="Times New Roman" w:hAnsi="Times New Roman"/>
-          <w:sz w:val="26"/>
-          <w:szCs w:val="26"/>
-        </w:rPr>
-        <w:t xml:space="preserve">☐ </w:t>
-      </w:r>
-      <w:r>
-        <w:rPr>
-          <w:rFonts w:ascii="Times New Roman" w:cs="Times New Roman" w:eastAsia="Times New Roman" w:hAnsi="Times New Roman"/>
-          <w:b/>
-          <w:bCs/>
-          <w:sz w:val="26"/>
-          <w:szCs w:val="26"/>
-        </w:rPr>
-        <w:t xml:space="preserve">Phương án C:</w:t>
-      </w:r>
-      <w:r>
-        <w:rPr>
-          <w:rFonts w:ascii="Times New Roman" w:cs="Times New Roman" w:eastAsia="Times New Roman" w:hAnsi="Times New Roman"/>
-          <w:sz w:val="26"/>
-          <w:szCs w:val="26"/>
-        </w:rPr>
-        <w:t xml:space="preserve"> Theo khối lượng công việc (đồng/m³, đồng/chuyến).</w:t>
-      </w:r>
-    </w:p>
-    <w:p>
-      <w:pPr>
-        <w:spacing w:after="80" w:before="40" w:line="288"/>
-        <w:jc w:val="both"/>
-      </w:pPr>
-      <w:r>
-        <w:rPr>
-          <w:rFonts w:ascii="Times New Roman" w:cs="Times New Roman" w:eastAsia="Times New Roman" w:hAnsi="Times New Roman"/>
-          <w:sz w:val="26"/>
-          <w:szCs w:val="26"/>
-        </w:rPr>
-        <w:t xml:space="preserve">2.3. Thời gian thiết bị hỏng, chờ sửa chữa do lỗi Bên B không tính tiền thuê. Thời gian ngừng do mưa bão, do Bên A chưa có mặt bằng: ☐ tính 50% ☐ không tính ☐ tính đủ.</w:t>
-      </w:r>
-    </w:p>
-    <w:p>
-      <w:pPr>
-        <w:spacing w:after="80" w:before="40" w:line="288"/>
-        <w:jc w:val="both"/>
-      </w:pPr>
-      <w:r>
-        <w:rPr>
-          <w:rFonts w:ascii="Times New Roman" w:cs="Times New Roman" w:eastAsia="Times New Roman" w:hAnsi="Times New Roman"/>
-          <w:sz w:val="26"/>
-          <w:szCs w:val="26"/>
-        </w:rPr>
-        <w:t xml:space="preserve">2.4. Nhật trình sử dụng thiết bị được cán bộ hai bên ký xác nhận hằng ngày, làm căn cứ thanh toán.</w:t>
-      </w:r>
-    </w:p>
-    <w:p>
-      <w:pPr>
-        <w:pStyle w:val="Heading2"/>
-        <w:keepNext/>
-        <w:spacing w:after="80" w:before="200" w:line="288"/>
-        <w:jc w:val="both"/>
-      </w:pPr>
-      <w:r>
-        <w:rPr>
-          <w:rFonts w:ascii="Times New Roman" w:cs="Times New Roman" w:eastAsia="Times New Roman" w:hAnsi="Times New Roman"/>
-          <w:b/>
-          <w:bCs/>
-          <w:sz w:val="26"/>
-          <w:szCs w:val="26"/>
-        </w:rPr>
-        <w:t xml:space="preserve">Điều 3. Giá, vận chuyển, nhiên liệu</w:t>
-      </w:r>
-    </w:p>
-    <w:p>
-      <w:pPr>
-        <w:spacing w:after="80" w:before="40" w:line="288"/>
-        <w:jc w:val="both"/>
-      </w:pPr>
-      <w:r>
-        <w:rPr>
-          <w:rFonts w:ascii="Times New Roman" w:cs="Times New Roman" w:eastAsia="Times New Roman" w:hAnsi="Times New Roman"/>
-          <w:sz w:val="26"/>
-          <w:szCs w:val="26"/>
-        </w:rPr>
-        <w:t xml:space="preserve">3.1. Giá trị hợp đồng tạm tính: ……………… đồng, [đã bao gồm/chưa bao gồm] thuế GTGT.</w:t>
-      </w:r>
-    </w:p>
-    <w:p>
-      <w:pPr>
-        <w:spacing w:after="80" w:before="40" w:line="288"/>
-        <w:jc w:val="both"/>
-      </w:pPr>
-      <w:r>
-        <w:rPr>
-          <w:rFonts w:ascii="Times New Roman" w:cs="Times New Roman" w:eastAsia="Times New Roman" w:hAnsi="Times New Roman"/>
-          <w:sz w:val="26"/>
-          <w:szCs w:val="26"/>
-        </w:rPr>
-        <w:t xml:space="preserve">3.2. Vận chuyển thiết bị đến và đi khỏi công trình: ☐ Bên B chịu ☐ Bên A chịu ………… đồng/lượt.</w:t>
-      </w:r>
-    </w:p>
-    <w:p>
-      <w:pPr>
-        <w:spacing w:after="80" w:before="40" w:line="288"/>
-        <w:jc w:val="both"/>
-      </w:pPr>
-      <w:r>
-        <w:rPr>
-          <w:rFonts w:ascii="Times New Roman" w:cs="Times New Roman" w:eastAsia="Times New Roman" w:hAnsi="Times New Roman"/>
-          <w:sz w:val="26"/>
-          <w:szCs w:val="26"/>
-        </w:rPr>
-        <w:t xml:space="preserve">3.3. Nhiên liệu, dầu mỡ: ☐ Bên B chịu (đã gồm trong giá) ☐ Bên A cấp theo định mức …… lít/ca.</w:t>
-      </w:r>
-    </w:p>
-    <w:p>
-      <w:pPr>
-        <w:spacing w:after="80" w:before="40" w:line="288"/>
-        <w:jc w:val="both"/>
-      </w:pPr>
-      <w:r>
-        <w:rPr>
-          <w:rFonts w:ascii="Times New Roman" w:cs="Times New Roman" w:eastAsia="Times New Roman" w:hAnsi="Times New Roman"/>
-          <w:sz w:val="26"/>
-          <w:szCs w:val="26"/>
-        </w:rPr>
-        <w:t xml:space="preserve">3.4. Lương, ăn ở của người vận hành: ☐ Bên B chịu ☐ Bên A hỗ trợ: ……</w:t>
-      </w:r>
-    </w:p>
-    <w:p>
-      <w:pPr>
-        <w:pStyle w:val="Heading2"/>
-        <w:keepNext/>
-        <w:spacing w:after="80" w:before="200" w:line="288"/>
-        <w:jc w:val="both"/>
-      </w:pPr>
-      <w:r>
-        <w:rPr>
-          <w:rFonts w:ascii="Times New Roman" w:cs="Times New Roman" w:eastAsia="Times New Roman" w:hAnsi="Times New Roman"/>
-          <w:b/>
-          <w:bCs/>
-          <w:sz w:val="26"/>
-          <w:szCs w:val="26"/>
-        </w:rPr>
-        <w:t xml:space="preserve">Điều 4. Thanh toán</w:t>
+        <w:t xml:space="preserve">{/pa_1_a}</w:t>
       </w:r>
     </w:p>
     <w:p>
@@ -1846,30 +1680,7 @@
         <w:jc w:val="both"/>
       </w:pPr>
       <w:r>
-        <w:rPr>
-          <w:rFonts w:ascii="Times New Roman" w:cs="Times New Roman" w:eastAsia="Times New Roman" w:hAnsi="Times New Roman"/>
-          <w:sz w:val="26"/>
-          <w:szCs w:val="26"/>
-        </w:rPr>
-        <w:t xml:space="preserve">☐ </w:t>
-      </w:r>
-      <w:r>
-        <w:rPr>
-          <w:rFonts w:ascii="Times New Roman" w:cs="Times New Roman" w:eastAsia="Times New Roman" w:hAnsi="Times New Roman"/>
-          <w:b/>
-          <w:bCs/>
-          <w:sz w:val="26"/>
-          <w:szCs w:val="26"/>
-        </w:rPr>
-        <w:t xml:space="preserve">Phương án A:</w:t>
-      </w:r>
-      <w:r>
-        <w:rPr>
-          <w:rFonts w:ascii="Times New Roman" w:cs="Times New Roman" w:eastAsia="Times New Roman" w:hAnsi="Times New Roman"/>
-          <w:sz w:val="26"/>
-          <w:szCs w:val="26"/>
-        </w:rPr>
-        <w:t xml:space="preserve"> Thanh toán hằng tháng theo nhật trình, trong vòng …… ngày kể từ ngày nhận hóa đơn.</w:t>
+        <w:t xml:space="preserve">{#pa_1_b}</w:t>
       </w:r>
     </w:p>
     <w:p>
@@ -1888,7 +1699,7 @@
           <w:sz w:val="26"/>
           <w:szCs w:val="26"/>
         </w:rPr>
-        <w:t xml:space="preserve">☐ </w:t>
+        <w:t xml:space="preserve">{pa_1_b_o} </w:t>
       </w:r>
       <w:r>
         <w:rPr>
@@ -1906,297 +1717,7 @@
           <w:sz w:val="26"/>
           <w:szCs w:val="26"/>
         </w:rPr>
-        <w:t xml:space="preserve"> Đặt cọc ……………… đồng; trả trước tiền thuê tháng đầu; các tháng sau thanh toán trước ngày …… hằng tháng. Tiền cọc hoàn trả khi kết thúc hợp đồng sau khi trừ các khoản còn nợ.</w:t>
-      </w:r>
-    </w:p>
-    <w:p>
-      <w:pPr>
-        <w:pStyle w:val="Heading2"/>
-        <w:keepNext/>
-        <w:spacing w:after="80" w:before="200" w:line="288"/>
-        <w:jc w:val="both"/>
-      </w:pPr>
-      <w:r>
-        <w:rPr>
-          <w:rFonts w:ascii="Times New Roman" w:cs="Times New Roman" w:eastAsia="Times New Roman" w:hAnsi="Times New Roman"/>
-          <w:b/>
-          <w:bCs/>
-          <w:sz w:val="26"/>
-          <w:szCs w:val="26"/>
-        </w:rPr>
-        <w:t xml:space="preserve">Điều 5. Trách nhiệm an toàn và sử dụng</w:t>
-      </w:r>
-    </w:p>
-    <w:p>
-      <w:pPr>
-        <w:spacing w:after="80" w:before="40" w:line="288"/>
-        <w:jc w:val="both"/>
-      </w:pPr>
-      <w:r>
-        <w:rPr>
-          <w:rFonts w:ascii="Times New Roman" w:cs="Times New Roman" w:eastAsia="Times New Roman" w:hAnsi="Times New Roman"/>
-          <w:sz w:val="26"/>
-          <w:szCs w:val="26"/>
-        </w:rPr>
-        <w:t xml:space="preserve">5.1. Trường hợp </w:t>
-      </w:r>
-      <w:r>
-        <w:rPr>
-          <w:rFonts w:ascii="Times New Roman" w:cs="Times New Roman" w:eastAsia="Times New Roman" w:hAnsi="Times New Roman"/>
-          <w:b/>
-          <w:bCs/>
-          <w:sz w:val="26"/>
-          <w:szCs w:val="26"/>
-        </w:rPr>
-        <w:t xml:space="preserve">thuê kèm người vận hành</w:t>
-      </w:r>
-      <w:r>
-        <w:rPr>
-          <w:rFonts w:ascii="Times New Roman" w:cs="Times New Roman" w:eastAsia="Times New Roman" w:hAnsi="Times New Roman"/>
-          <w:sz w:val="26"/>
-          <w:szCs w:val="26"/>
-        </w:rPr>
-        <w:t xml:space="preserve">: Bên B chịu trách nhiệm về an toàn kỹ thuật thiết bị và thao tác của người vận hành; Bên A chịu trách nhiệm về mặt bằng, nền đặt máy, xi nhan, móc tải, phương án nâng hạ.</w:t>
-      </w:r>
-    </w:p>
-    <w:p>
-      <w:pPr>
-        <w:spacing w:after="80" w:before="40" w:line="288"/>
-        <w:jc w:val="both"/>
-      </w:pPr>
-      <w:r>
-        <w:rPr>
-          <w:rFonts w:ascii="Times New Roman" w:cs="Times New Roman" w:eastAsia="Times New Roman" w:hAnsi="Times New Roman"/>
-          <w:sz w:val="26"/>
-          <w:szCs w:val="26"/>
-        </w:rPr>
-        <w:t xml:space="preserve">5.2. Trường hợp </w:t>
-      </w:r>
-      <w:r>
-        <w:rPr>
-          <w:rFonts w:ascii="Times New Roman" w:cs="Times New Roman" w:eastAsia="Times New Roman" w:hAnsi="Times New Roman"/>
-          <w:b/>
-          <w:bCs/>
-          <w:sz w:val="26"/>
-          <w:szCs w:val="26"/>
-        </w:rPr>
-        <w:t xml:space="preserve">thuê không kèm người vận hành</w:t>
-      </w:r>
-      <w:r>
-        <w:rPr>
-          <w:rFonts w:ascii="Times New Roman" w:cs="Times New Roman" w:eastAsia="Times New Roman" w:hAnsi="Times New Roman"/>
-          <w:sz w:val="26"/>
-          <w:szCs w:val="26"/>
-        </w:rPr>
-        <w:t xml:space="preserve">: Bên A chịu trách nhiệm sử dụng đúng tính năng, bố trí người vận hành có chứng chỉ, bảo quản thiết bị; hư hỏng do sử dụng sai do Bên A chịu.</w:t>
-      </w:r>
-    </w:p>
-    <w:p>
-      <w:pPr>
-        <w:spacing w:after="80" w:before="40" w:line="288"/>
-        <w:jc w:val="both"/>
-      </w:pPr>
-      <w:r>
-        <w:rPr>
-          <w:rFonts w:ascii="Times New Roman" w:cs="Times New Roman" w:eastAsia="Times New Roman" w:hAnsi="Times New Roman"/>
-          <w:sz w:val="26"/>
-          <w:szCs w:val="26"/>
-        </w:rPr>
-        <w:t xml:space="preserve">5.3. Bên B bảo dưỡng định kỳ; khắc phục sự cố trong vòng …… giờ hoặc thay thiết bị tương đương; quá thời hạn, Bên A được thuê thiết bị khác và Bên B chịu phần chênh lệch giá.</w:t>
-      </w:r>
-    </w:p>
-    <w:p>
-      <w:pPr>
-        <w:spacing w:after="80" w:before="40" w:line="288"/>
-        <w:jc w:val="both"/>
-      </w:pPr>
-      <w:r>
-        <w:rPr>
-          <w:rFonts w:ascii="Times New Roman" w:cs="Times New Roman" w:eastAsia="Times New Roman" w:hAnsi="Times New Roman"/>
-          <w:sz w:val="26"/>
-          <w:szCs w:val="26"/>
-        </w:rPr>
-        <w:t xml:space="preserve">5.4. Tai nạn, sự cố do lỗi bên nào thì bên đó chịu trách nhiệm bồi thường cho người bị thiệt hại và bên kia.</w:t>
-      </w:r>
-    </w:p>
-    <w:p>
-      <w:pPr>
-        <w:pStyle w:val="Heading2"/>
-        <w:keepNext/>
-        <w:spacing w:after="80" w:before="200" w:line="288"/>
-        <w:jc w:val="both"/>
-      </w:pPr>
-      <w:r>
-        <w:rPr>
-          <w:rFonts w:ascii="Times New Roman" w:cs="Times New Roman" w:eastAsia="Times New Roman" w:hAnsi="Times New Roman"/>
-          <w:b/>
-          <w:bCs/>
-          <w:sz w:val="26"/>
-          <w:szCs w:val="26"/>
-        </w:rPr>
-        <w:t xml:space="preserve">Điều 6. Phạt vi phạm</w:t>
-      </w:r>
-    </w:p>
-    <w:p>
-      <w:pPr>
-        <w:spacing w:after="80" w:before="40" w:line="288"/>
-        <w:jc w:val="both"/>
-      </w:pPr>
-      <w:r>
-        <w:rPr>
-          <w:rFonts w:ascii="Times New Roman" w:cs="Times New Roman" w:eastAsia="Times New Roman" w:hAnsi="Times New Roman"/>
-          <w:sz w:val="26"/>
-          <w:szCs w:val="26"/>
-        </w:rPr>
-        <w:t xml:space="preserve">6.1. Bên B giao thiết bị chậm so với thời gian đã xác nhận: phạt ………… đồng/ngày và chịu chi phí ngừng việc trực tiếp có chứng từ.</w:t>
-      </w:r>
-    </w:p>
-    <w:p>
-      <w:pPr>
-        <w:spacing w:after="80" w:before="40" w:line="288"/>
-        <w:jc w:val="both"/>
-      </w:pPr>
-      <w:r>
-        <w:rPr>
-          <w:rFonts w:ascii="Times New Roman" w:cs="Times New Roman" w:eastAsia="Times New Roman" w:hAnsi="Times New Roman"/>
-          <w:sz w:val="26"/>
-          <w:szCs w:val="26"/>
-        </w:rPr>
-        <w:t xml:space="preserve">6.2. Tổng mức phạt không vượt quá 8% giá trị phần nghĩa vụ bị vi phạm.</w:t>
-      </w:r>
-    </w:p>
-    <w:p>
-      <w:pPr>
-        <w:pStyle w:val="Heading2"/>
-        <w:keepNext/>
-        <w:spacing w:after="80" w:before="200" w:line="288"/>
-        <w:jc w:val="both"/>
-      </w:pPr>
-      <w:r>
-        <w:rPr>
-          <w:rFonts w:ascii="Times New Roman" w:cs="Times New Roman" w:eastAsia="Times New Roman" w:hAnsi="Times New Roman"/>
-          <w:b/>
-          <w:bCs/>
-          <w:sz w:val="26"/>
-          <w:szCs w:val="26"/>
-        </w:rPr>
-        <w:t xml:space="preserve">Điều 7. Sự kiện bất khả kháng và hoàn cảnh thay đổi cơ bản</w:t>
-      </w:r>
-    </w:p>
-    <w:p>
-      <w:pPr>
-        <w:spacing w:after="80" w:before="40" w:line="288"/>
-        <w:jc w:val="both"/>
-      </w:pPr>
-      <w:r>
-        <w:rPr>
-          <w:rFonts w:ascii="Times New Roman" w:cs="Times New Roman" w:eastAsia="Times New Roman" w:hAnsi="Times New Roman"/>
-          <w:sz w:val="26"/>
-          <w:szCs w:val="26"/>
-        </w:rPr>
-        <w:t xml:space="preserve">7.1. Sự kiện bất khả kháng là sự kiện xảy ra khách quan, không thể lường trước và không thể khắc phục được mặc dù đã áp dụng mọi biện pháp cần thiết trong khả năng cho phép, gồm: thiên tai, hỏa hoạn không do lỗi của các bên, dịch bệnh được cơ quan có thẩm quyền công bố, chiến tranh, bạo loạn, quyết định của cơ quan nhà nước có thẩm quyền làm ngưng trệ việc thực hiện hợp đồng và các trường hợp khác theo quy định của pháp luật.</w:t>
-      </w:r>
-    </w:p>
-    <w:p>
-      <w:pPr>
-        <w:spacing w:after="80" w:before="40" w:line="288"/>
-        <w:jc w:val="both"/>
-      </w:pPr>
-      <w:r>
-        <w:rPr>
-          <w:rFonts w:ascii="Times New Roman" w:cs="Times New Roman" w:eastAsia="Times New Roman" w:hAnsi="Times New Roman"/>
-          <w:sz w:val="26"/>
-          <w:szCs w:val="26"/>
-        </w:rPr>
-        <w:t xml:space="preserve">7.2. Bên gặp sự kiện bất khả kháng phải thông báo bằng văn bản cho bên kia trong vòng 03 (ba) ngày làm việc kể từ khi sự kiện xảy ra, kèm bằng chứng hợp lý, và áp dụng mọi biện pháp để hạn chế thiệt hại.</w:t>
-      </w:r>
-    </w:p>
-    <w:p>
-      <w:pPr>
-        <w:spacing w:after="80" w:before="40" w:line="288"/>
-        <w:jc w:val="both"/>
-      </w:pPr>
-      <w:r>
-        <w:rPr>
-          <w:rFonts w:ascii="Times New Roman" w:cs="Times New Roman" w:eastAsia="Times New Roman" w:hAnsi="Times New Roman"/>
-          <w:sz w:val="26"/>
-          <w:szCs w:val="26"/>
-        </w:rPr>
-        <w:t xml:space="preserve">7.3. Thời gian bị ảnh hưởng bởi sự kiện bất khả kháng không tính vào thời hạn thực hiện hợp đồng. Không bên nào bị phạt hoặc phải bồi thường do không thực hiện nghĩa vụ vì sự kiện bất khả kháng.</w:t>
-      </w:r>
-    </w:p>
-    <w:p>
-      <w:pPr>
-        <w:spacing w:after="80" w:before="40" w:line="288"/>
-        <w:jc w:val="both"/>
-      </w:pPr>
-      <w:r>
-        <w:rPr>
-          <w:rFonts w:ascii="Times New Roman" w:cs="Times New Roman" w:eastAsia="Times New Roman" w:hAnsi="Times New Roman"/>
-          <w:sz w:val="26"/>
-          <w:szCs w:val="26"/>
-        </w:rPr>
-        <w:t xml:space="preserve">7.4. Nếu sự kiện bất khả kháng kéo dài quá …… (mặc định: 60) ngày liên tục, mỗi bên có quyền chấm dứt hợp đồng bằng văn bản; các bên thanh toán cho nhau phần công việc, hàng hóa đã thực hiện và được nghiệm thu đến thời điểm chấm dứt.</w:t>
-      </w:r>
-    </w:p>
-    <w:p>
-      <w:pPr>
-        <w:spacing w:after="80" w:before="40" w:line="288"/>
-        <w:jc w:val="both"/>
-      </w:pPr>
-      <w:r>
-        <w:rPr>
-          <w:rFonts w:ascii="Times New Roman" w:cs="Times New Roman" w:eastAsia="Times New Roman" w:hAnsi="Times New Roman"/>
-          <w:sz w:val="26"/>
-          <w:szCs w:val="26"/>
-        </w:rPr>
-        <w:t xml:space="preserve">7.5. Khi hoàn cảnh thay đổi cơ bản theo Điều 420 Bộ luật Dân sự (ví dụ: giá vật liệu chính biến động bất thường vượt quá …… % so với thời điểm ký), bên bị ảnh hưởng có quyền đề nghị đàm phán lại phần giá và tiến độ liên quan trong thời hạn hợp lý.</w:t>
-      </w:r>
-    </w:p>
-    <w:p>
-      <w:pPr>
-        <w:pStyle w:val="Heading2"/>
-        <w:keepNext/>
-        <w:spacing w:after="80" w:before="200" w:line="288"/>
-        <w:jc w:val="both"/>
-      </w:pPr>
-      <w:r>
-        <w:rPr>
-          <w:rFonts w:ascii="Times New Roman" w:cs="Times New Roman" w:eastAsia="Times New Roman" w:hAnsi="Times New Roman"/>
-          <w:b/>
-          <w:bCs/>
-          <w:sz w:val="26"/>
-          <w:szCs w:val="26"/>
-        </w:rPr>
-        <w:t xml:space="preserve">Điều 8. Giải quyết tranh chấp</w:t>
-      </w:r>
-    </w:p>
-    <w:p>
-      <w:pPr>
-        <w:spacing w:after="80" w:before="40" w:line="288"/>
-        <w:jc w:val="both"/>
-      </w:pPr>
-      <w:r>
-        <w:rPr>
-          <w:rFonts w:ascii="Times New Roman" w:cs="Times New Roman" w:eastAsia="Times New Roman" w:hAnsi="Times New Roman"/>
-          <w:sz w:val="26"/>
-          <w:szCs w:val="26"/>
-        </w:rPr>
-        <w:t xml:space="preserve">8.1. Khi phát sinh tranh chấp, các bên ưu tiên thương lượng, hòa giải trên tinh thần thiện chí. Bên nhận được yêu cầu giải quyết phải trả lời bằng văn bản trong vòng 07 (bảy) ngày làm việc.</w:t>
-      </w:r>
-    </w:p>
-    <w:p>
-      <w:pPr>
-        <w:spacing w:after="80" w:before="40" w:line="288"/>
-        <w:jc w:val="both"/>
-      </w:pPr>
-      <w:r>
-        <w:rPr>
-          <w:rFonts w:ascii="Times New Roman" w:cs="Times New Roman" w:eastAsia="Times New Roman" w:hAnsi="Times New Roman"/>
-          <w:sz w:val="26"/>
-          <w:szCs w:val="26"/>
-        </w:rPr>
-        <w:t xml:space="preserve">8.2. Trường hợp thương lượng không thành trong vòng 30 (ba mươi) ngày kể từ ngày một bên gửi yêu cầu, tranh chấp được giải quyết theo phương án sau:</w:t>
+        <w:t xml:space="preserve"> Theo ngày/tháng, không giới hạn giờ trong khung giờ {o_19}; tháng tính {o_20} ngày.</w:t>
       </w:r>
     </w:p>
     <w:p>
@@ -2210,30 +1731,7 @@
         <w:jc w:val="both"/>
       </w:pPr>
       <w:r>
-        <w:rPr>
-          <w:rFonts w:ascii="Times New Roman" w:cs="Times New Roman" w:eastAsia="Times New Roman" w:hAnsi="Times New Roman"/>
-          <w:sz w:val="26"/>
-          <w:szCs w:val="26"/>
-        </w:rPr>
-        <w:t xml:space="preserve">☐ </w:t>
-      </w:r>
-      <w:r>
-        <w:rPr>
-          <w:rFonts w:ascii="Times New Roman" w:cs="Times New Roman" w:eastAsia="Times New Roman" w:hAnsi="Times New Roman"/>
-          <w:b/>
-          <w:bCs/>
-          <w:sz w:val="26"/>
-          <w:szCs w:val="26"/>
-        </w:rPr>
-        <w:t xml:space="preserve">Phương án A:</w:t>
-      </w:r>
-      <w:r>
-        <w:rPr>
-          <w:rFonts w:ascii="Times New Roman" w:cs="Times New Roman" w:eastAsia="Times New Roman" w:hAnsi="Times New Roman"/>
-          <w:sz w:val="26"/>
-          <w:szCs w:val="26"/>
-        </w:rPr>
-        <w:t xml:space="preserve"> Tòa án nhân dân có thẩm quyền theo quy định của pháp luật tố tụng dân sự giải quyết theo quy định của pháp luật Việt Nam.</w:t>
+        <w:t xml:space="preserve">{/pa_1_b}</w:t>
       </w:r>
     </w:p>
     <w:p>
@@ -2247,12 +1745,26 @@
         <w:jc w:val="both"/>
       </w:pPr>
       <w:r>
-        <w:rPr>
-          <w:rFonts w:ascii="Times New Roman" w:cs="Times New Roman" w:eastAsia="Times New Roman" w:hAnsi="Times New Roman"/>
-          <w:sz w:val="26"/>
-          <w:szCs w:val="26"/>
-        </w:rPr>
-        <w:t xml:space="preserve">☐ </w:t>
+        <w:t xml:space="preserve">{#pa_1_c}</w:t>
+      </w:r>
+    </w:p>
+    <w:p>
+      <w:pPr>
+        <w:pBdr>
+          <w:left w:val="single" w:color="4F81BD" w:sz="18" w:space="6"/>
+        </w:pBdr>
+        <w:shd w:fill="EAF1FB" w:color="auto" w:val="clear"/>
+        <w:spacing w:after="40" w:before="20" w:line="288"/>
+        <w:ind w:left="360"/>
+        <w:jc w:val="both"/>
+      </w:pPr>
+      <w:r>
+        <w:rPr>
+          <w:rFonts w:ascii="Times New Roman" w:cs="Times New Roman" w:eastAsia="Times New Roman" w:hAnsi="Times New Roman"/>
+          <w:sz w:val="26"/>
+          <w:szCs w:val="26"/>
+        </w:rPr>
+        <w:t xml:space="preserve">{pa_1_c_o} </w:t>
       </w:r>
       <w:r>
         <w:rPr>
@@ -2262,15 +1774,29 @@
           <w:sz w:val="26"/>
           <w:szCs w:val="26"/>
         </w:rPr>
-        <w:t xml:space="preserve">Phương án B:</w:t>
-      </w:r>
-      <w:r>
-        <w:rPr>
-          <w:rFonts w:ascii="Times New Roman" w:cs="Times New Roman" w:eastAsia="Times New Roman" w:hAnsi="Times New Roman"/>
-          <w:sz w:val="26"/>
-          <w:szCs w:val="26"/>
-        </w:rPr>
-        <w:t xml:space="preserve"> Trung tâm Trọng tài Quốc tế Việt Nam (VIAC) giải quyết theo Quy tắc tố tụng trọng tài của Trung tâm này; phán quyết trọng tài là chung thẩm. Số trọng tài viên: 01; địa điểm: Hà Nội; ngôn ngữ: tiếng Việt.</w:t>
+        <w:t xml:space="preserve">Phương án C:</w:t>
+      </w:r>
+      <w:r>
+        <w:rPr>
+          <w:rFonts w:ascii="Times New Roman" w:cs="Times New Roman" w:eastAsia="Times New Roman" w:hAnsi="Times New Roman"/>
+          <w:sz w:val="26"/>
+          <w:szCs w:val="26"/>
+        </w:rPr>
+        <w:t xml:space="preserve"> Theo khối lượng công việc (đồng/m³, đồng/chuyến).</w:t>
+      </w:r>
+    </w:p>
+    <w:p>
+      <w:pPr>
+        <w:pBdr>
+          <w:left w:val="single" w:color="4F81BD" w:sz="18" w:space="6"/>
+        </w:pBdr>
+        <w:shd w:fill="EAF1FB" w:color="auto" w:val="clear"/>
+        <w:spacing w:after="40" w:before="20" w:line="288"/>
+        <w:ind w:left="360"/>
+        <w:jc w:val="both"/>
+      </w:pPr>
+      <w:r>
+        <w:t xml:space="preserve">{/pa_1_c}</w:t>
       </w:r>
     </w:p>
     <w:p>
@@ -2284,7 +1810,21 @@
           <w:sz w:val="26"/>
           <w:szCs w:val="26"/>
         </w:rPr>
-        <w:t xml:space="preserve">8.3. Trong thời gian giải quyết tranh chấp, các bên tiếp tục thực hiện các nghĩa vụ không bị tranh chấp, trừ khi hợp đồng đã chấm dứt.</w:t>
+        <w:t xml:space="preserve">2.3. Thời gian thiết bị hỏng, chờ sửa chữa do lỗi Bên B không tính tiền thuê. Thời gian ngừng do mưa bão, do Bên A chưa có mặt bằng: ☐ tính 50% ☐ không tính ☐ tính đủ.</w:t>
+      </w:r>
+    </w:p>
+    <w:p>
+      <w:pPr>
+        <w:spacing w:after="80" w:before="40" w:line="288"/>
+        <w:jc w:val="both"/>
+      </w:pPr>
+      <w:r>
+        <w:rPr>
+          <w:rFonts w:ascii="Times New Roman" w:cs="Times New Roman" w:eastAsia="Times New Roman" w:hAnsi="Times New Roman"/>
+          <w:sz w:val="26"/>
+          <w:szCs w:val="26"/>
+        </w:rPr>
+        <w:t xml:space="preserve">2.4. Nhật trình sử dụng thiết bị được cán bộ hai bên ký xác nhận hằng ngày, làm căn cứ thanh toán.</w:t>
       </w:r>
     </w:p>
     <w:p>
@@ -2302,6 +1842,662 @@
           <w:sz w:val="26"/>
           <w:szCs w:val="26"/>
         </w:rPr>
+        <w:t xml:space="preserve">Điều 3. Giá, vận chuyển, nhiên liệu</w:t>
+      </w:r>
+    </w:p>
+    <w:p>
+      <w:pPr>
+        <w:spacing w:after="80" w:before="40" w:line="288"/>
+        <w:jc w:val="both"/>
+      </w:pPr>
+      <w:r>
+        <w:rPr>
+          <w:rFonts w:ascii="Times New Roman" w:cs="Times New Roman" w:eastAsia="Times New Roman" w:hAnsi="Times New Roman"/>
+          <w:sz w:val="26"/>
+          <w:szCs w:val="26"/>
+        </w:rPr>
+        <w:t xml:space="preserve">3.1. Giá trị hợp đồng tạm tính: {o_21} đồng, {c_1} thuế GTGT.</w:t>
+      </w:r>
+    </w:p>
+    <w:p>
+      <w:pPr>
+        <w:spacing w:after="80" w:before="40" w:line="288"/>
+        <w:jc w:val="both"/>
+      </w:pPr>
+      <w:r>
+        <w:rPr>
+          <w:rFonts w:ascii="Times New Roman" w:cs="Times New Roman" w:eastAsia="Times New Roman" w:hAnsi="Times New Roman"/>
+          <w:sz w:val="26"/>
+          <w:szCs w:val="26"/>
+        </w:rPr>
+        <w:t xml:space="preserve">3.2. Vận chuyển thiết bị đến và đi khỏi công trình: ☐ Bên B chịu ☐ Bên A chịu {o_22} đồng/lượt.</w:t>
+      </w:r>
+    </w:p>
+    <w:p>
+      <w:pPr>
+        <w:spacing w:after="80" w:before="40" w:line="288"/>
+        <w:jc w:val="both"/>
+      </w:pPr>
+      <w:r>
+        <w:rPr>
+          <w:rFonts w:ascii="Times New Roman" w:cs="Times New Roman" w:eastAsia="Times New Roman" w:hAnsi="Times New Roman"/>
+          <w:sz w:val="26"/>
+          <w:szCs w:val="26"/>
+        </w:rPr>
+        <w:t xml:space="preserve">3.3. Nhiên liệu, dầu mỡ: ☐ Bên B chịu (đã gồm trong giá) ☐ Bên A cấp theo định mức {o_23} lít/ca.</w:t>
+      </w:r>
+    </w:p>
+    <w:p>
+      <w:pPr>
+        <w:spacing w:after="80" w:before="40" w:line="288"/>
+        <w:jc w:val="both"/>
+      </w:pPr>
+      <w:r>
+        <w:rPr>
+          <w:rFonts w:ascii="Times New Roman" w:cs="Times New Roman" w:eastAsia="Times New Roman" w:hAnsi="Times New Roman"/>
+          <w:sz w:val="26"/>
+          <w:szCs w:val="26"/>
+        </w:rPr>
+        <w:t xml:space="preserve">3.4. Lương, ăn ở của người vận hành: ☐ Bên B chịu ☐ Bên A hỗ trợ: {o_24}</w:t>
+      </w:r>
+    </w:p>
+    <w:p>
+      <w:pPr>
+        <w:pStyle w:val="Heading2"/>
+        <w:keepNext/>
+        <w:spacing w:after="80" w:before="200" w:line="288"/>
+        <w:jc w:val="both"/>
+      </w:pPr>
+      <w:r>
+        <w:rPr>
+          <w:rFonts w:ascii="Times New Roman" w:cs="Times New Roman" w:eastAsia="Times New Roman" w:hAnsi="Times New Roman"/>
+          <w:b/>
+          <w:bCs/>
+          <w:sz w:val="26"/>
+          <w:szCs w:val="26"/>
+        </w:rPr>
+        <w:t xml:space="preserve">Điều 4. Thanh toán</w:t>
+      </w:r>
+    </w:p>
+    <w:p>
+      <w:pPr>
+        <w:pBdr>
+          <w:left w:val="single" w:color="4F81BD" w:sz="18" w:space="6"/>
+        </w:pBdr>
+        <w:shd w:fill="EAF1FB" w:color="auto" w:val="clear"/>
+        <w:spacing w:after="40" w:before="20" w:line="288"/>
+        <w:ind w:left="360"/>
+        <w:jc w:val="both"/>
+      </w:pPr>
+      <w:r>
+        <w:t xml:space="preserve">{#pa_2_a}</w:t>
+      </w:r>
+    </w:p>
+    <w:p>
+      <w:pPr>
+        <w:pBdr>
+          <w:left w:val="single" w:color="4F81BD" w:sz="18" w:space="6"/>
+        </w:pBdr>
+        <w:shd w:fill="EAF1FB" w:color="auto" w:val="clear"/>
+        <w:spacing w:after="40" w:before="20" w:line="288"/>
+        <w:ind w:left="360"/>
+        <w:jc w:val="both"/>
+      </w:pPr>
+      <w:r>
+        <w:rPr>
+          <w:rFonts w:ascii="Times New Roman" w:cs="Times New Roman" w:eastAsia="Times New Roman" w:hAnsi="Times New Roman"/>
+          <w:sz w:val="26"/>
+          <w:szCs w:val="26"/>
+        </w:rPr>
+        <w:t xml:space="preserve">{pa_2_a_o} </w:t>
+      </w:r>
+      <w:r>
+        <w:rPr>
+          <w:rFonts w:ascii="Times New Roman" w:cs="Times New Roman" w:eastAsia="Times New Roman" w:hAnsi="Times New Roman"/>
+          <w:b/>
+          <w:bCs/>
+          <w:sz w:val="26"/>
+          <w:szCs w:val="26"/>
+        </w:rPr>
+        <w:t xml:space="preserve">Phương án A:</w:t>
+      </w:r>
+      <w:r>
+        <w:rPr>
+          <w:rFonts w:ascii="Times New Roman" w:cs="Times New Roman" w:eastAsia="Times New Roman" w:hAnsi="Times New Roman"/>
+          <w:sz w:val="26"/>
+          <w:szCs w:val="26"/>
+        </w:rPr>
+        <w:t xml:space="preserve"> Thanh toán hằng tháng theo nhật trình, trong vòng {o_25} ngày kể từ ngày nhận hóa đơn.</w:t>
+      </w:r>
+    </w:p>
+    <w:p>
+      <w:pPr>
+        <w:pBdr>
+          <w:left w:val="single" w:color="4F81BD" w:sz="18" w:space="6"/>
+        </w:pBdr>
+        <w:shd w:fill="EAF1FB" w:color="auto" w:val="clear"/>
+        <w:spacing w:after="40" w:before="20" w:line="288"/>
+        <w:ind w:left="360"/>
+        <w:jc w:val="both"/>
+      </w:pPr>
+      <w:r>
+        <w:t xml:space="preserve">{/pa_2_a}</w:t>
+      </w:r>
+    </w:p>
+    <w:p>
+      <w:pPr>
+        <w:pBdr>
+          <w:left w:val="single" w:color="4F81BD" w:sz="18" w:space="6"/>
+        </w:pBdr>
+        <w:shd w:fill="EAF1FB" w:color="auto" w:val="clear"/>
+        <w:spacing w:after="40" w:before="20" w:line="288"/>
+        <w:ind w:left="360"/>
+        <w:jc w:val="both"/>
+      </w:pPr>
+      <w:r>
+        <w:t xml:space="preserve">{#pa_2_b}</w:t>
+      </w:r>
+    </w:p>
+    <w:p>
+      <w:pPr>
+        <w:pBdr>
+          <w:left w:val="single" w:color="4F81BD" w:sz="18" w:space="6"/>
+        </w:pBdr>
+        <w:shd w:fill="EAF1FB" w:color="auto" w:val="clear"/>
+        <w:spacing w:after="40" w:before="20" w:line="288"/>
+        <w:ind w:left="360"/>
+        <w:jc w:val="both"/>
+      </w:pPr>
+      <w:r>
+        <w:rPr>
+          <w:rFonts w:ascii="Times New Roman" w:cs="Times New Roman" w:eastAsia="Times New Roman" w:hAnsi="Times New Roman"/>
+          <w:sz w:val="26"/>
+          <w:szCs w:val="26"/>
+        </w:rPr>
+        <w:t xml:space="preserve">{pa_2_b_o} </w:t>
+      </w:r>
+      <w:r>
+        <w:rPr>
+          <w:rFonts w:ascii="Times New Roman" w:cs="Times New Roman" w:eastAsia="Times New Roman" w:hAnsi="Times New Roman"/>
+          <w:b/>
+          <w:bCs/>
+          <w:sz w:val="26"/>
+          <w:szCs w:val="26"/>
+        </w:rPr>
+        <w:t xml:space="preserve">Phương án B:</w:t>
+      </w:r>
+      <w:r>
+        <w:rPr>
+          <w:rFonts w:ascii="Times New Roman" w:cs="Times New Roman" w:eastAsia="Times New Roman" w:hAnsi="Times New Roman"/>
+          <w:sz w:val="26"/>
+          <w:szCs w:val="26"/>
+        </w:rPr>
+        <w:t xml:space="preserve"> Đặt cọc {o_26} đồng; trả trước tiền thuê tháng đầu; các tháng sau thanh toán trước ngày {o_27} hằng tháng. Tiền cọc hoàn trả khi kết thúc hợp đồng sau khi trừ các khoản còn nợ.</w:t>
+      </w:r>
+    </w:p>
+    <w:p>
+      <w:pPr>
+        <w:pBdr>
+          <w:left w:val="single" w:color="4F81BD" w:sz="18" w:space="6"/>
+        </w:pBdr>
+        <w:shd w:fill="EAF1FB" w:color="auto" w:val="clear"/>
+        <w:spacing w:after="40" w:before="20" w:line="288"/>
+        <w:ind w:left="360"/>
+        <w:jc w:val="both"/>
+      </w:pPr>
+      <w:r>
+        <w:t xml:space="preserve">{/pa_2_b}</w:t>
+      </w:r>
+    </w:p>
+    <w:p>
+      <w:pPr>
+        <w:pStyle w:val="Heading2"/>
+        <w:keepNext/>
+        <w:spacing w:after="80" w:before="200" w:line="288"/>
+        <w:jc w:val="both"/>
+      </w:pPr>
+      <w:r>
+        <w:rPr>
+          <w:rFonts w:ascii="Times New Roman" w:cs="Times New Roman" w:eastAsia="Times New Roman" w:hAnsi="Times New Roman"/>
+          <w:b/>
+          <w:bCs/>
+          <w:sz w:val="26"/>
+          <w:szCs w:val="26"/>
+        </w:rPr>
+        <w:t xml:space="preserve">Điều 5. Trách nhiệm an toàn và sử dụng</w:t>
+      </w:r>
+    </w:p>
+    <w:p>
+      <w:pPr>
+        <w:spacing w:after="80" w:before="40" w:line="288"/>
+        <w:jc w:val="both"/>
+      </w:pPr>
+      <w:r>
+        <w:rPr>
+          <w:rFonts w:ascii="Times New Roman" w:cs="Times New Roman" w:eastAsia="Times New Roman" w:hAnsi="Times New Roman"/>
+          <w:sz w:val="26"/>
+          <w:szCs w:val="26"/>
+        </w:rPr>
+        <w:t xml:space="preserve">5.1. Trường hợp </w:t>
+      </w:r>
+      <w:r>
+        <w:rPr>
+          <w:rFonts w:ascii="Times New Roman" w:cs="Times New Roman" w:eastAsia="Times New Roman" w:hAnsi="Times New Roman"/>
+          <w:b/>
+          <w:bCs/>
+          <w:sz w:val="26"/>
+          <w:szCs w:val="26"/>
+        </w:rPr>
+        <w:t xml:space="preserve">thuê kèm người vận hành</w:t>
+      </w:r>
+      <w:r>
+        <w:rPr>
+          <w:rFonts w:ascii="Times New Roman" w:cs="Times New Roman" w:eastAsia="Times New Roman" w:hAnsi="Times New Roman"/>
+          <w:sz w:val="26"/>
+          <w:szCs w:val="26"/>
+        </w:rPr>
+        <w:t xml:space="preserve">: Bên B chịu trách nhiệm về an toàn kỹ thuật thiết bị và thao tác của người vận hành; Bên A chịu trách nhiệm về mặt bằng, nền đặt máy, xi nhan, móc tải, phương án nâng hạ.</w:t>
+      </w:r>
+    </w:p>
+    <w:p>
+      <w:pPr>
+        <w:spacing w:after="80" w:before="40" w:line="288"/>
+        <w:jc w:val="both"/>
+      </w:pPr>
+      <w:r>
+        <w:rPr>
+          <w:rFonts w:ascii="Times New Roman" w:cs="Times New Roman" w:eastAsia="Times New Roman" w:hAnsi="Times New Roman"/>
+          <w:sz w:val="26"/>
+          <w:szCs w:val="26"/>
+        </w:rPr>
+        <w:t xml:space="preserve">5.2. Trường hợp </w:t>
+      </w:r>
+      <w:r>
+        <w:rPr>
+          <w:rFonts w:ascii="Times New Roman" w:cs="Times New Roman" w:eastAsia="Times New Roman" w:hAnsi="Times New Roman"/>
+          <w:b/>
+          <w:bCs/>
+          <w:sz w:val="26"/>
+          <w:szCs w:val="26"/>
+        </w:rPr>
+        <w:t xml:space="preserve">thuê không kèm người vận hành</w:t>
+      </w:r>
+      <w:r>
+        <w:rPr>
+          <w:rFonts w:ascii="Times New Roman" w:cs="Times New Roman" w:eastAsia="Times New Roman" w:hAnsi="Times New Roman"/>
+          <w:sz w:val="26"/>
+          <w:szCs w:val="26"/>
+        </w:rPr>
+        <w:t xml:space="preserve">: Bên A chịu trách nhiệm sử dụng đúng tính năng, bố trí người vận hành có chứng chỉ, bảo quản thiết bị; hư hỏng do sử dụng sai do Bên A chịu.</w:t>
+      </w:r>
+    </w:p>
+    <w:p>
+      <w:pPr>
+        <w:spacing w:after="80" w:before="40" w:line="288"/>
+        <w:jc w:val="both"/>
+      </w:pPr>
+      <w:r>
+        <w:rPr>
+          <w:rFonts w:ascii="Times New Roman" w:cs="Times New Roman" w:eastAsia="Times New Roman" w:hAnsi="Times New Roman"/>
+          <w:sz w:val="26"/>
+          <w:szCs w:val="26"/>
+        </w:rPr>
+        <w:t xml:space="preserve">5.3. Bên B bảo dưỡng định kỳ; khắc phục sự cố trong vòng {o_28} giờ hoặc thay thiết bị tương đương; quá thời hạn, Bên A được thuê thiết bị khác và Bên B chịu phần chênh lệch giá.</w:t>
+      </w:r>
+    </w:p>
+    <w:p>
+      <w:pPr>
+        <w:spacing w:after="80" w:before="40" w:line="288"/>
+        <w:jc w:val="both"/>
+      </w:pPr>
+      <w:r>
+        <w:rPr>
+          <w:rFonts w:ascii="Times New Roman" w:cs="Times New Roman" w:eastAsia="Times New Roman" w:hAnsi="Times New Roman"/>
+          <w:sz w:val="26"/>
+          <w:szCs w:val="26"/>
+        </w:rPr>
+        <w:t xml:space="preserve">5.4. Tai nạn, sự cố do lỗi bên nào thì bên đó chịu trách nhiệm bồi thường cho người bị thiệt hại và bên kia.</w:t>
+      </w:r>
+    </w:p>
+    <w:p>
+      <w:pPr>
+        <w:pStyle w:val="Heading2"/>
+        <w:keepNext/>
+        <w:spacing w:after="80" w:before="200" w:line="288"/>
+        <w:jc w:val="both"/>
+      </w:pPr>
+      <w:r>
+        <w:rPr>
+          <w:rFonts w:ascii="Times New Roman" w:cs="Times New Roman" w:eastAsia="Times New Roman" w:hAnsi="Times New Roman"/>
+          <w:b/>
+          <w:bCs/>
+          <w:sz w:val="26"/>
+          <w:szCs w:val="26"/>
+        </w:rPr>
+        <w:t xml:space="preserve">Điều 6. Phạt vi phạm</w:t>
+      </w:r>
+    </w:p>
+    <w:p>
+      <w:pPr>
+        <w:spacing w:after="80" w:before="40" w:line="288"/>
+        <w:jc w:val="both"/>
+      </w:pPr>
+      <w:r>
+        <w:rPr>
+          <w:rFonts w:ascii="Times New Roman" w:cs="Times New Roman" w:eastAsia="Times New Roman" w:hAnsi="Times New Roman"/>
+          <w:sz w:val="26"/>
+          <w:szCs w:val="26"/>
+        </w:rPr>
+        <w:t xml:space="preserve">6.1. Bên B giao thiết bị chậm so với thời gian đã xác nhận: phạt {o_29} đồng/ngày và chịu chi phí ngừng việc trực tiếp có chứng từ.</w:t>
+      </w:r>
+    </w:p>
+    <w:p>
+      <w:pPr>
+        <w:spacing w:after="80" w:before="40" w:line="288"/>
+        <w:jc w:val="both"/>
+      </w:pPr>
+      <w:r>
+        <w:rPr>
+          <w:rFonts w:ascii="Times New Roman" w:cs="Times New Roman" w:eastAsia="Times New Roman" w:hAnsi="Times New Roman"/>
+          <w:sz w:val="26"/>
+          <w:szCs w:val="26"/>
+        </w:rPr>
+        <w:t xml:space="preserve">6.2. Tổng mức phạt không vượt quá 8% giá trị phần nghĩa vụ bị vi phạm.</w:t>
+      </w:r>
+    </w:p>
+    <w:p>
+      <w:pPr>
+        <w:pStyle w:val="Heading2"/>
+        <w:keepNext/>
+        <w:spacing w:after="80" w:before="200" w:line="288"/>
+        <w:jc w:val="both"/>
+      </w:pPr>
+      <w:r>
+        <w:rPr>
+          <w:rFonts w:ascii="Times New Roman" w:cs="Times New Roman" w:eastAsia="Times New Roman" w:hAnsi="Times New Roman"/>
+          <w:b/>
+          <w:bCs/>
+          <w:sz w:val="26"/>
+          <w:szCs w:val="26"/>
+        </w:rPr>
+        <w:t xml:space="preserve">Điều 7. Sự kiện bất khả kháng và hoàn cảnh thay đổi cơ bản</w:t>
+      </w:r>
+    </w:p>
+    <w:p>
+      <w:pPr>
+        <w:spacing w:after="80" w:before="40" w:line="288"/>
+        <w:jc w:val="both"/>
+      </w:pPr>
+      <w:r>
+        <w:rPr>
+          <w:rFonts w:ascii="Times New Roman" w:cs="Times New Roman" w:eastAsia="Times New Roman" w:hAnsi="Times New Roman"/>
+          <w:sz w:val="26"/>
+          <w:szCs w:val="26"/>
+        </w:rPr>
+        <w:t xml:space="preserve">7.1. Sự kiện bất khả kháng là sự kiện xảy ra khách quan, không thể lường trước và không thể khắc phục được mặc dù đã áp dụng mọi biện pháp cần thiết trong khả năng cho phép, gồm: thiên tai, hỏa hoạn không do lỗi của các bên, dịch bệnh được cơ quan có thẩm quyền công bố, chiến tranh, bạo loạn, quyết định của cơ quan nhà nước có thẩm quyền làm ngưng trệ việc thực hiện hợp đồng và các trường hợp khác theo quy định của pháp luật.</w:t>
+      </w:r>
+    </w:p>
+    <w:p>
+      <w:pPr>
+        <w:spacing w:after="80" w:before="40" w:line="288"/>
+        <w:jc w:val="both"/>
+      </w:pPr>
+      <w:r>
+        <w:rPr>
+          <w:rFonts w:ascii="Times New Roman" w:cs="Times New Roman" w:eastAsia="Times New Roman" w:hAnsi="Times New Roman"/>
+          <w:sz w:val="26"/>
+          <w:szCs w:val="26"/>
+        </w:rPr>
+        <w:t xml:space="preserve">7.2. Bên gặp sự kiện bất khả kháng phải thông báo bằng văn bản cho bên kia trong vòng 03 (ba) ngày làm việc kể từ khi sự kiện xảy ra, kèm bằng chứng hợp lý, và áp dụng mọi biện pháp để hạn chế thiệt hại.</w:t>
+      </w:r>
+    </w:p>
+    <w:p>
+      <w:pPr>
+        <w:spacing w:after="80" w:before="40" w:line="288"/>
+        <w:jc w:val="both"/>
+      </w:pPr>
+      <w:r>
+        <w:rPr>
+          <w:rFonts w:ascii="Times New Roman" w:cs="Times New Roman" w:eastAsia="Times New Roman" w:hAnsi="Times New Roman"/>
+          <w:sz w:val="26"/>
+          <w:szCs w:val="26"/>
+        </w:rPr>
+        <w:t xml:space="preserve">7.3. Thời gian bị ảnh hưởng bởi sự kiện bất khả kháng không tính vào thời hạn thực hiện hợp đồng. Không bên nào bị phạt hoặc phải bồi thường do không thực hiện nghĩa vụ vì sự kiện bất khả kháng.</w:t>
+      </w:r>
+    </w:p>
+    <w:p>
+      <w:pPr>
+        <w:spacing w:after="80" w:before="40" w:line="288"/>
+        <w:jc w:val="both"/>
+      </w:pPr>
+      <w:r>
+        <w:rPr>
+          <w:rFonts w:ascii="Times New Roman" w:cs="Times New Roman" w:eastAsia="Times New Roman" w:hAnsi="Times New Roman"/>
+          <w:sz w:val="26"/>
+          <w:szCs w:val="26"/>
+        </w:rPr>
+        <w:t xml:space="preserve">7.4. Nếu sự kiện bất khả kháng kéo dài quá {o_30}  ngày liên tục, mỗi bên có quyền chấm dứt hợp đồng bằng văn bản; các bên thanh toán cho nhau phần công việc, hàng hóa đã thực hiện và được nghiệm thu đến thời điểm chấm dứt.</w:t>
+      </w:r>
+    </w:p>
+    <w:p>
+      <w:pPr>
+        <w:spacing w:after="80" w:before="40" w:line="288"/>
+        <w:jc w:val="both"/>
+      </w:pPr>
+      <w:r>
+        <w:rPr>
+          <w:rFonts w:ascii="Times New Roman" w:cs="Times New Roman" w:eastAsia="Times New Roman" w:hAnsi="Times New Roman"/>
+          <w:sz w:val="26"/>
+          <w:szCs w:val="26"/>
+        </w:rPr>
+        <w:t xml:space="preserve">7.5. Khi hoàn cảnh thay đổi cơ bản theo Điều 420 Bộ luật Dân sự (ví dụ: giá vật liệu chính biến động bất thường vượt quá {o_31} % so với thời điểm ký), bên bị ảnh hưởng có quyền đề nghị đàm phán lại phần giá và tiến độ liên quan trong thời hạn hợp lý.</w:t>
+      </w:r>
+    </w:p>
+    <w:p>
+      <w:pPr>
+        <w:pStyle w:val="Heading2"/>
+        <w:keepNext/>
+        <w:spacing w:after="80" w:before="200" w:line="288"/>
+        <w:jc w:val="both"/>
+      </w:pPr>
+      <w:r>
+        <w:rPr>
+          <w:rFonts w:ascii="Times New Roman" w:cs="Times New Roman" w:eastAsia="Times New Roman" w:hAnsi="Times New Roman"/>
+          <w:b/>
+          <w:bCs/>
+          <w:sz w:val="26"/>
+          <w:szCs w:val="26"/>
+        </w:rPr>
+        <w:t xml:space="preserve">Điều 8. Giải quyết tranh chấp</w:t>
+      </w:r>
+    </w:p>
+    <w:p>
+      <w:pPr>
+        <w:spacing w:after="80" w:before="40" w:line="288"/>
+        <w:jc w:val="both"/>
+      </w:pPr>
+      <w:r>
+        <w:rPr>
+          <w:rFonts w:ascii="Times New Roman" w:cs="Times New Roman" w:eastAsia="Times New Roman" w:hAnsi="Times New Roman"/>
+          <w:sz w:val="26"/>
+          <w:szCs w:val="26"/>
+        </w:rPr>
+        <w:t xml:space="preserve">8.1. Khi phát sinh tranh chấp, các bên ưu tiên thương lượng, hòa giải trên tinh thần thiện chí. Bên nhận được yêu cầu giải quyết phải trả lời bằng văn bản trong vòng 07 (bảy) ngày làm việc.</w:t>
+      </w:r>
+    </w:p>
+    <w:p>
+      <w:pPr>
+        <w:spacing w:after="80" w:before="40" w:line="288"/>
+        <w:jc w:val="both"/>
+      </w:pPr>
+      <w:r>
+        <w:rPr>
+          <w:rFonts w:ascii="Times New Roman" w:cs="Times New Roman" w:eastAsia="Times New Roman" w:hAnsi="Times New Roman"/>
+          <w:sz w:val="26"/>
+          <w:szCs w:val="26"/>
+        </w:rPr>
+        <w:t xml:space="preserve">8.2. Trường hợp thương lượng không thành trong vòng 30 (ba mươi) ngày kể từ ngày một bên gửi yêu cầu, tranh chấp được giải quyết theo phương án sau:</w:t>
+      </w:r>
+    </w:p>
+    <w:p>
+      <w:pPr>
+        <w:pBdr>
+          <w:left w:val="single" w:color="4F81BD" w:sz="18" w:space="6"/>
+        </w:pBdr>
+        <w:shd w:fill="EAF1FB" w:color="auto" w:val="clear"/>
+        <w:spacing w:after="40" w:before="20" w:line="288"/>
+        <w:ind w:left="360"/>
+        <w:jc w:val="both"/>
+      </w:pPr>
+      <w:r>
+        <w:t xml:space="preserve">{#pa_3_a}</w:t>
+      </w:r>
+    </w:p>
+    <w:p>
+      <w:pPr>
+        <w:pBdr>
+          <w:left w:val="single" w:color="4F81BD" w:sz="18" w:space="6"/>
+        </w:pBdr>
+        <w:shd w:fill="EAF1FB" w:color="auto" w:val="clear"/>
+        <w:spacing w:after="40" w:before="20" w:line="288"/>
+        <w:ind w:left="360"/>
+        <w:jc w:val="both"/>
+      </w:pPr>
+      <w:r>
+        <w:rPr>
+          <w:rFonts w:ascii="Times New Roman" w:cs="Times New Roman" w:eastAsia="Times New Roman" w:hAnsi="Times New Roman"/>
+          <w:sz w:val="26"/>
+          <w:szCs w:val="26"/>
+        </w:rPr>
+        <w:t xml:space="preserve">{pa_3_a_o} </w:t>
+      </w:r>
+      <w:r>
+        <w:rPr>
+          <w:rFonts w:ascii="Times New Roman" w:cs="Times New Roman" w:eastAsia="Times New Roman" w:hAnsi="Times New Roman"/>
+          <w:b/>
+          <w:bCs/>
+          <w:sz w:val="26"/>
+          <w:szCs w:val="26"/>
+        </w:rPr>
+        <w:t xml:space="preserve">Phương án A:</w:t>
+      </w:r>
+      <w:r>
+        <w:rPr>
+          <w:rFonts w:ascii="Times New Roman" w:cs="Times New Roman" w:eastAsia="Times New Roman" w:hAnsi="Times New Roman"/>
+          <w:sz w:val="26"/>
+          <w:szCs w:val="26"/>
+        </w:rPr>
+        <w:t xml:space="preserve"> Tòa án nhân dân có thẩm quyền theo quy định của pháp luật tố tụng dân sự giải quyết theo quy định của pháp luật Việt Nam.</w:t>
+      </w:r>
+    </w:p>
+    <w:p>
+      <w:pPr>
+        <w:pBdr>
+          <w:left w:val="single" w:color="4F81BD" w:sz="18" w:space="6"/>
+        </w:pBdr>
+        <w:shd w:fill="EAF1FB" w:color="auto" w:val="clear"/>
+        <w:spacing w:after="40" w:before="20" w:line="288"/>
+        <w:ind w:left="360"/>
+        <w:jc w:val="both"/>
+      </w:pPr>
+      <w:r>
+        <w:t xml:space="preserve">{/pa_3_a}</w:t>
+      </w:r>
+    </w:p>
+    <w:p>
+      <w:pPr>
+        <w:pBdr>
+          <w:left w:val="single" w:color="4F81BD" w:sz="18" w:space="6"/>
+        </w:pBdr>
+        <w:shd w:fill="EAF1FB" w:color="auto" w:val="clear"/>
+        <w:spacing w:after="40" w:before="20" w:line="288"/>
+        <w:ind w:left="360"/>
+        <w:jc w:val="both"/>
+      </w:pPr>
+      <w:r>
+        <w:t xml:space="preserve">{#pa_3_b}</w:t>
+      </w:r>
+    </w:p>
+    <w:p>
+      <w:pPr>
+        <w:pBdr>
+          <w:left w:val="single" w:color="4F81BD" w:sz="18" w:space="6"/>
+        </w:pBdr>
+        <w:shd w:fill="EAF1FB" w:color="auto" w:val="clear"/>
+        <w:spacing w:after="40" w:before="20" w:line="288"/>
+        <w:ind w:left="360"/>
+        <w:jc w:val="both"/>
+      </w:pPr>
+      <w:r>
+        <w:rPr>
+          <w:rFonts w:ascii="Times New Roman" w:cs="Times New Roman" w:eastAsia="Times New Roman" w:hAnsi="Times New Roman"/>
+          <w:sz w:val="26"/>
+          <w:szCs w:val="26"/>
+        </w:rPr>
+        <w:t xml:space="preserve">{pa_3_b_o} </w:t>
+      </w:r>
+      <w:r>
+        <w:rPr>
+          <w:rFonts w:ascii="Times New Roman" w:cs="Times New Roman" w:eastAsia="Times New Roman" w:hAnsi="Times New Roman"/>
+          <w:b/>
+          <w:bCs/>
+          <w:sz w:val="26"/>
+          <w:szCs w:val="26"/>
+        </w:rPr>
+        <w:t xml:space="preserve">Phương án B:</w:t>
+      </w:r>
+      <w:r>
+        <w:rPr>
+          <w:rFonts w:ascii="Times New Roman" w:cs="Times New Roman" w:eastAsia="Times New Roman" w:hAnsi="Times New Roman"/>
+          <w:sz w:val="26"/>
+          <w:szCs w:val="26"/>
+        </w:rPr>
+        <w:t xml:space="preserve"> Trung tâm Trọng tài Quốc tế Việt Nam (VIAC) giải quyết theo Quy tắc tố tụng trọng tài của Trung tâm này; phán quyết trọng tài là chung thẩm. Số trọng tài viên: 01; địa điểm: Hà Nội; ngôn ngữ: tiếng Việt.</w:t>
+      </w:r>
+    </w:p>
+    <w:p>
+      <w:pPr>
+        <w:pBdr>
+          <w:left w:val="single" w:color="4F81BD" w:sz="18" w:space="6"/>
+        </w:pBdr>
+        <w:shd w:fill="EAF1FB" w:color="auto" w:val="clear"/>
+        <w:spacing w:after="40" w:before="20" w:line="288"/>
+        <w:ind w:left="360"/>
+        <w:jc w:val="both"/>
+      </w:pPr>
+      <w:r>
+        <w:t xml:space="preserve">{/pa_3_b}</w:t>
+      </w:r>
+    </w:p>
+    <w:p>
+      <w:pPr>
+        <w:spacing w:after="80" w:before="40" w:line="288"/>
+        <w:jc w:val="both"/>
+      </w:pPr>
+      <w:r>
+        <w:rPr>
+          <w:rFonts w:ascii="Times New Roman" w:cs="Times New Roman" w:eastAsia="Times New Roman" w:hAnsi="Times New Roman"/>
+          <w:sz w:val="26"/>
+          <w:szCs w:val="26"/>
+        </w:rPr>
+        <w:t xml:space="preserve">8.3. Trong thời gian giải quyết tranh chấp, các bên tiếp tục thực hiện các nghĩa vụ không bị tranh chấp, trừ khi hợp đồng đã chấm dứt.</w:t>
+      </w:r>
+    </w:p>
+    <w:p>
+      <w:pPr>
+        <w:pStyle w:val="Heading2"/>
+        <w:keepNext/>
+        <w:spacing w:after="80" w:before="200" w:line="288"/>
+        <w:jc w:val="both"/>
+      </w:pPr>
+      <w:r>
+        <w:rPr>
+          <w:rFonts w:ascii="Times New Roman" w:cs="Times New Roman" w:eastAsia="Times New Roman" w:hAnsi="Times New Roman"/>
+          <w:b/>
+          <w:bCs/>
+          <w:sz w:val="26"/>
+          <w:szCs w:val="26"/>
+        </w:rPr>
         <w:t xml:space="preserve">Điều 9. Hiệu lực và điều khoản thi hành</w:t>
       </w:r>
     </w:p>
@@ -2316,7 +2512,7 @@
           <w:sz w:val="26"/>
           <w:szCs w:val="26"/>
         </w:rPr>
-        <w:t xml:space="preserve">9.1. Hợp đồng có hiệu lực kể từ [ngày ký / ngày bên có quyền nhận được bảo đảm thực hiện hợp đồng/tiền tạm ứng – chọn một].</w:t>
+        <w:t xml:space="preserve">9.1. Hợp đồng có hiệu lực kể từ {c_2}.</w:t>
       </w:r>
     </w:p>
     <w:p>

--- a/db/seed-assets/contract-templates/NVC/NVC-HD-07_Hop_dong_thue_may_moc_thiet_bi.docx
+++ b/db/seed-assets/contract-templates/NVC/NVC-HD-07_Hop_dong_thue_may_moc_thiet_bi.docx
@@ -143,7 +143,7 @@
                 <w:sz w:val="24"/>
                 <w:szCs w:val="24"/>
               </w:rPr>
-              <w:t xml:space="preserve">{o_1}, ngày {ngay_ky_ngay} tháng {ngay_ky_thang} năm {ngay_ky_nam}</w:t>
+              <w:t xml:space="preserve">{noi_ky}, ngày {ngay_ky_ngay} tháng {ngay_ky_thang} năm {ngay_ky_nam}</w:t>
             </w:r>
           </w:p>
         </w:tc>
@@ -193,7 +193,7 @@
           <w:sz w:val="26"/>
           <w:szCs w:val="26"/>
         </w:rPr>
-        <w:t xml:space="preserve">Công trình sử dụng: {o_2}</w:t>
+        <w:t xml:space="preserve">Công trình sử dụng: {o_1}</w:t>
       </w:r>
     </w:p>
     <w:p>
@@ -299,7 +299,7 @@
           <w:sz w:val="26"/>
           <w:szCs w:val="26"/>
         </w:rPr>
-        <w:t xml:space="preserve">Hôm nay, ngày {ngay_ky_ngay} tháng {ngay_ky_thang} năm {ngay_ky_nam}, tại {o_3}, chúng tôi gồm:</w:t>
+        <w:t xml:space="preserve">Hôm nay, ngày {ngay_ky_ngay} tháng {ngay_ky_thang} năm {ngay_ky_nam}, tại {noi_ky}, chúng tôi gồm:</w:t>
       </w:r>
     </w:p>
     <w:p>
@@ -408,7 +408,7 @@
           <w:sz w:val="26"/>
           <w:szCs w:val="26"/>
         </w:rPr>
-        <w:t xml:space="preserve">(Hoặc người được ủy quyền: {o_4} – Chức vụ: {o_5} – theo Giấy ủy quyền số {o_6} ngày {o_7})</w:t>
+        <w:t xml:space="preserve">(Hoặc người được ủy quyền: {o_2} – Chức vụ: {o_3} – theo Giấy ủy quyền số {o_4} ngày {o_5})</w:t>
       </w:r>
     </w:p>
     <w:p>
@@ -517,7 +517,7 @@
           <w:sz w:val="26"/>
           <w:szCs w:val="26"/>
         </w:rPr>
-        <w:t xml:space="preserve">(Theo Giấy ủy quyền số {o_8} ngày {o_9} – nếu người ký không phải đại diện theo pháp luật)</w:t>
+        <w:t xml:space="preserve">(Theo Giấy ủy quyền số {o_6} ngày {o_7} – nếu người ký không phải đại diện theo pháp luật)</w:t>
       </w:r>
     </w:p>
     <w:p>
@@ -888,7 +888,7 @@
                 <w:sz w:val="24"/>
                 <w:szCs w:val="24"/>
               </w:rPr>
-              <w:t xml:space="preserve">Cẩu bánh lốp {o_10} tấn</w:t>
+              <w:t xml:space="preserve">Cẩu bánh lốp {o_8} tấn</w:t>
             </w:r>
           </w:p>
         </w:tc>
@@ -1117,7 +1117,7 @@
                 <w:sz w:val="24"/>
                 <w:szCs w:val="24"/>
               </w:rPr>
-              <w:t xml:space="preserve">Máy đào {o_11} m³</w:t>
+              <w:t xml:space="preserve">Máy đào {o_9} m³</w:t>
             </w:r>
           </w:p>
         </w:tc>
@@ -1587,7 +1587,7 @@
           <w:sz w:val="26"/>
           <w:szCs w:val="26"/>
         </w:rPr>
-        <w:t xml:space="preserve">2.1. Thời gian thuê dự kiến: từ ngày {o_12}/20{o_13} đến ngày {o_14}/20{o_15}; thời gian thuê tối thiểu: {o_16}</w:t>
+        <w:t xml:space="preserve">2.1. Thời gian thuê dự kiến: từ ngày {o_10}/20{o_11} đến ngày {o_12}/20{o_13}; thời gian thuê tối thiểu: {o_14}</w:t>
       </w:r>
     </w:p>
     <w:p>
@@ -1652,7 +1652,7 @@
           <w:sz w:val="26"/>
           <w:szCs w:val="26"/>
         </w:rPr>
-        <w:t xml:space="preserve"> Theo ca ({o_17} giờ/ca); giờ làm thêm tính {o_18} % đơn giá ca/giờ.</w:t>
+        <w:t xml:space="preserve"> Theo ca ({o_15} giờ/ca); giờ làm thêm tính {o_16} % đơn giá ca/giờ.</w:t>
       </w:r>
     </w:p>
     <w:p>
@@ -1717,7 +1717,7 @@
           <w:sz w:val="26"/>
           <w:szCs w:val="26"/>
         </w:rPr>
-        <w:t xml:space="preserve"> Theo ngày/tháng, không giới hạn giờ trong khung giờ {o_19}; tháng tính {o_20} ngày.</w:t>
+        <w:t xml:space="preserve"> Theo ngày/tháng, không giới hạn giờ trong khung giờ {o_17}; tháng tính {o_18} ngày.</w:t>
       </w:r>
     </w:p>
     <w:p>
@@ -1856,7 +1856,7 @@
           <w:sz w:val="26"/>
           <w:szCs w:val="26"/>
         </w:rPr>
-        <w:t xml:space="preserve">3.1. Giá trị hợp đồng tạm tính: {o_21} đồng, {c_1} thuế GTGT.</w:t>
+        <w:t xml:space="preserve">3.1. Giá trị hợp đồng tạm tính: {o_19} đồng, {c_1} thuế GTGT.</w:t>
       </w:r>
     </w:p>
     <w:p>
@@ -1870,7 +1870,7 @@
           <w:sz w:val="26"/>
           <w:szCs w:val="26"/>
         </w:rPr>
-        <w:t xml:space="preserve">3.2. Vận chuyển thiết bị đến và đi khỏi công trình: ☐ Bên B chịu ☐ Bên A chịu {o_22} đồng/lượt.</w:t>
+        <w:t xml:space="preserve">3.2. Vận chuyển thiết bị đến và đi khỏi công trình: ☐ Bên B chịu ☐ Bên A chịu {o_20} đồng/lượt.</w:t>
       </w:r>
     </w:p>
     <w:p>
@@ -1884,7 +1884,7 @@
           <w:sz w:val="26"/>
           <w:szCs w:val="26"/>
         </w:rPr>
-        <w:t xml:space="preserve">3.3. Nhiên liệu, dầu mỡ: ☐ Bên B chịu (đã gồm trong giá) ☐ Bên A cấp theo định mức {o_23} lít/ca.</w:t>
+        <w:t xml:space="preserve">3.3. Nhiên liệu, dầu mỡ: ☐ Bên B chịu (đã gồm trong giá) ☐ Bên A cấp theo định mức {o_21} lít/ca.</w:t>
       </w:r>
     </w:p>
     <w:p>
@@ -1898,7 +1898,7 @@
           <w:sz w:val="26"/>
           <w:szCs w:val="26"/>
         </w:rPr>
-        <w:t xml:space="preserve">3.4. Lương, ăn ở của người vận hành: ☐ Bên B chịu ☐ Bên A hỗ trợ: {o_24}</w:t>
+        <w:t xml:space="preserve">3.4. Lương, ăn ở của người vận hành: ☐ Bên B chịu ☐ Bên A hỗ trợ: {o_22}</w:t>
       </w:r>
     </w:p>
     <w:p>
@@ -1967,7 +1967,7 @@
           <w:sz w:val="26"/>
           <w:szCs w:val="26"/>
         </w:rPr>
-        <w:t xml:space="preserve"> Thanh toán hằng tháng theo nhật trình, trong vòng {o_25} ngày kể từ ngày nhận hóa đơn.</w:t>
+        <w:t xml:space="preserve"> Thanh toán hằng tháng theo nhật trình, trong vòng {o_23} ngày kể từ ngày nhận hóa đơn.</w:t>
       </w:r>
     </w:p>
     <w:p>
@@ -2032,7 +2032,7 @@
           <w:sz w:val="26"/>
           <w:szCs w:val="26"/>
         </w:rPr>
-        <w:t xml:space="preserve"> Đặt cọc {o_26} đồng; trả trước tiền thuê tháng đầu; các tháng sau thanh toán trước ngày {o_27} hằng tháng. Tiền cọc hoàn trả khi kết thúc hợp đồng sau khi trừ các khoản còn nợ.</w:t>
+        <w:t xml:space="preserve"> Đặt cọc {o_24} đồng; trả trước tiền thuê tháng đầu; các tháng sau thanh toán trước ngày {o_25} hằng tháng. Tiền cọc hoàn trả khi kết thúc hợp đồng sau khi trừ các khoản còn nợ.</w:t>
       </w:r>
     </w:p>
     <w:p>
@@ -2142,7 +2142,7 @@
           <w:sz w:val="26"/>
           <w:szCs w:val="26"/>
         </w:rPr>
-        <w:t xml:space="preserve">5.3. Bên B bảo dưỡng định kỳ; khắc phục sự cố trong vòng {o_28} giờ hoặc thay thiết bị tương đương; quá thời hạn, Bên A được thuê thiết bị khác và Bên B chịu phần chênh lệch giá.</w:t>
+        <w:t xml:space="preserve">5.3. Bên B bảo dưỡng định kỳ; khắc phục sự cố trong vòng {o_26} giờ hoặc thay thiết bị tương đương; quá thời hạn, Bên A được thuê thiết bị khác và Bên B chịu phần chênh lệch giá.</w:t>
       </w:r>
     </w:p>
     <w:p>
@@ -2188,7 +2188,7 @@
           <w:sz w:val="26"/>
           <w:szCs w:val="26"/>
         </w:rPr>
-        <w:t xml:space="preserve">6.1. Bên B giao thiết bị chậm so với thời gian đã xác nhận: phạt {o_29} đồng/ngày và chịu chi phí ngừng việc trực tiếp có chứng từ.</w:t>
+        <w:t xml:space="preserve">6.1. Bên B giao thiết bị chậm so với thời gian đã xác nhận: phạt {o_27} đồng/ngày và chịu chi phí ngừng việc trực tiếp có chứng từ.</w:t>
       </w:r>
     </w:p>
     <w:p>
@@ -2276,7 +2276,7 @@
           <w:sz w:val="26"/>
           <w:szCs w:val="26"/>
         </w:rPr>
-        <w:t xml:space="preserve">7.4. Nếu sự kiện bất khả kháng kéo dài quá {o_30}  ngày liên tục, mỗi bên có quyền chấm dứt hợp đồng bằng văn bản; các bên thanh toán cho nhau phần công việc, hàng hóa đã thực hiện và được nghiệm thu đến thời điểm chấm dứt.</w:t>
+        <w:t xml:space="preserve">7.4. Nếu sự kiện bất khả kháng kéo dài quá {o_28}  ngày liên tục, mỗi bên có quyền chấm dứt hợp đồng bằng văn bản; các bên thanh toán cho nhau phần công việc, hàng hóa đã thực hiện và được nghiệm thu đến thời điểm chấm dứt.</w:t>
       </w:r>
     </w:p>
     <w:p>
@@ -2290,7 +2290,7 @@
           <w:sz w:val="26"/>
           <w:szCs w:val="26"/>
         </w:rPr>
-        <w:t xml:space="preserve">7.5. Khi hoàn cảnh thay đổi cơ bản theo Điều 420 Bộ luật Dân sự (ví dụ: giá vật liệu chính biến động bất thường vượt quá {o_31} % so với thời điểm ký), bên bị ảnh hưởng có quyền đề nghị đàm phán lại phần giá và tiến độ liên quan trong thời hạn hợp lý.</w:t>
+        <w:t xml:space="preserve">7.5. Khi hoàn cảnh thay đổi cơ bản theo Điều 420 Bộ luật Dân sự (ví dụ: giá vật liệu chính biến động bất thường vượt quá {o_29} % so với thời điểm ký), bên bị ảnh hưởng có quyền đề nghị đàm phán lại phần giá và tiến độ liên quan trong thời hạn hợp lý.</w:t>
       </w:r>
     </w:p>
     <w:p>
